--- a/exam-religion.docx
+++ b/exam-religion.docx
@@ -326,7 +326,7 @@
           <w:kern w:val="0"/>
           <w:lang w:val="en-US" w:eastAsia="zh-CN"/>
         </w:rPr>
-        <w:t>区域物理特征</w:t>
+        <w:t>区域生态设计</w:t>
       </w:r>
       <w:r>
         <w:rPr>

--- a/exam-religion.docx
+++ b/exam-religion.docx
@@ -326,7 +326,7 @@
           <w:kern w:val="0"/>
           <w:lang w:val="en-US" w:eastAsia="zh-CN"/>
         </w:rPr>
-        <w:t>区域生态设计</w:t>
+        <w:t>区域物理特征</w:t>
       </w:r>
       <w:r>
         <w:rPr>
